--- a/pr-preview/pr-344/sets-tracked-changes.docx
+++ b/pr-preview/pr-344/sets-tracked-changes.docx
@@ -16,7 +16,7 @@
       </w:pPr>
       <w:del w:id="1" w:author="PR Preview" w:date="2026-01-01T00:00:00Z">
         <w:r>
-          <w:delText xml:space="preserve">Last modified: 2026-10-17 02:34:23 (PDT)</w:delText>
+          <w:delText xml:space="preserve">Last modified: 2026-10-17 03:46:15 (PDT)</w:delText>
         </w:r>
       </w:del>
     </w:p>
@@ -26,7 +26,7 @@
       </w:pPr>
       <w:ins w:id="2" w:author="PR Preview" w:date="2026-01-01T00:00:00Z">
         <w:r>
-          <w:t xml:space="preserve">Last modified: 2026-10-17 03:11:51 (PDT)</w:t>
+          <w:t xml:space="preserve">Last modified: 2026-10-17 04:23:40 (PDT)</w:t>
         </w:r>
       </w:ins>
     </w:p>
@@ -112,7 +112,7 @@
         <w:t xml:space="preserve">the expressions that write functions down and the algorithms that compute them.</w:t>
       </w:r>
     </w:p>
-    <w:bookmarkStart w:id="47" w:name="sets"/>
+    <w:bookmarkStart w:id="53" w:name="sets"/>
     <w:p>
       <w:pPr>
         <w:pStyle w:val="Heading2"/>
@@ -7275,8 +7275,565 @@
       </w:r>
     </w:p>
     <w:bookmarkEnd w:id="46"/>
+    <w:bookmarkStart w:id="47" w:name="def-label"/>
+    <w:p>
+      <w:pPr>
+        <w:pStyle w:val="BodyText"/>
+      </w:pPr>
+      <w:r>
+        <w:rPr>
+          <w:b/>
+          <w:bCs/>
+        </w:rPr>
+        <w:t xml:space="preserve">Definition 15 (Label)</w:t>
+      </w:r>
+      <w:r>
+        <w:t xml:space="preserve"> </w:t>
+      </w:r>
+      <w:r>
+        <w:t xml:space="preserve">A</w:t>
+      </w:r>
+      <w:r>
+        <w:t xml:space="preserve"> </w:t>
+      </w:r>
+      <w:r>
+        <w:rPr>
+          <w:b/>
+          <w:bCs/>
+        </w:rPr>
+        <w:t xml:space="preserve">label</w:t>
+      </w:r>
+      <w:r>
+        <w:t xml:space="preserve"> </w:t>
+      </w:r>
+      <w:r>
+        <w:t xml:space="preserve">is a name or symbol attached to an object,</w:t>
+      </w:r>
+      <w:r>
+        <w:t xml:space="preserve"> </w:t>
+      </w:r>
+      <w:r>
+        <w:t xml:space="preserve">so that we can refer to the object and tell it apart from other objects.</w:t>
+      </w:r>
+    </w:p>
     <w:bookmarkEnd w:id="47"/>
-    <w:bookmarkStart w:id="63" w:name="combining-sets"/>
+    <w:bookmarkStart w:id="48" w:name="exm-label"/>
+    <w:p>
+      <w:pPr>
+        <w:pStyle w:val="BodyText"/>
+      </w:pPr>
+      <w:r>
+        <w:rPr>
+          <w:b/>
+          <w:bCs/>
+        </w:rPr>
+        <w:t xml:space="preserve">Example 9 (Labels)</w:t>
+      </w:r>
+      <w:r>
+        <w:t xml:space="preserve"> </w:t>
+      </w:r>
+      <w:r>
+        <w:t xml:space="preserve">The numbers</w:t>
+      </w:r>
+      <w:r>
+        <w:t xml:space="preserve"> </w:t>
+      </w:r>
+      <m:oMath>
+        <m:r>
+          <m:t>1</m:t>
+        </m:r>
+        <m:r>
+          <m:rPr>
+            <m:sty m:val="p"/>
+          </m:rPr>
+          <m:t>,</m:t>
+        </m:r>
+        <m:r>
+          <m:t>2</m:t>
+        </m:r>
+        <m:r>
+          <m:rPr>
+            <m:sty m:val="p"/>
+          </m:rPr>
+          <m:t>,</m:t>
+        </m:r>
+        <m:r>
+          <m:t>3</m:t>
+        </m:r>
+      </m:oMath>
+      <w:r>
+        <w:t xml:space="preserve"> </w:t>
+      </w:r>
+      <w:r>
+        <w:t xml:space="preserve">can label three students in a class list.</w:t>
+      </w:r>
+      <w:r>
+        <w:t xml:space="preserve"> </w:t>
+      </w:r>
+      <w:r>
+        <w:t xml:space="preserve">Then</w:t>
+      </w:r>
+      <w:r>
+        <w:t xml:space="preserve"> </w:t>
+      </w:r>
+      <w:r>
+        <w:t xml:space="preserve">“student 2”</w:t>
+      </w:r>
+      <w:r>
+        <w:t xml:space="preserve"> </w:t>
+      </w:r>
+      <w:r>
+        <w:t xml:space="preserve">refers to one particular student.</w:t>
+      </w:r>
+      <w:r>
+        <w:t xml:space="preserve"> </w:t>
+      </w:r>
+      <w:r>
+        <w:t xml:space="preserve">The letters</w:t>
+      </w:r>
+      <w:r>
+        <w:t xml:space="preserve"> </w:t>
+      </w:r>
+      <m:oMath>
+        <m:r>
+          <m:t>A</m:t>
+        </m:r>
+      </m:oMath>
+      <w:r>
+        <w:t xml:space="preserve"> </w:t>
+      </w:r>
+      <w:r>
+        <w:t xml:space="preserve">and</w:t>
+      </w:r>
+      <w:r>
+        <w:t xml:space="preserve"> </w:t>
+      </w:r>
+      <m:oMath>
+        <m:r>
+          <m:t>B</m:t>
+        </m:r>
+      </m:oMath>
+      <w:r>
+        <w:t xml:space="preserve"> </w:t>
+      </w:r>
+      <w:r>
+        <w:t xml:space="preserve">can label two sets.</w:t>
+      </w:r>
+    </w:p>
+    <w:bookmarkEnd w:id="48"/>
+    <w:bookmarkStart w:id="49" w:name="def-index-set"/>
+    <w:p>
+      <w:pPr>
+        <w:pStyle w:val="BodyText"/>
+      </w:pPr>
+      <w:r>
+        <w:rPr>
+          <w:b/>
+          <w:bCs/>
+        </w:rPr>
+        <w:t xml:space="preserve">Definition 16 (Index set)</w:t>
+      </w:r>
+      <w:r>
+        <w:t xml:space="preserve"> </w:t>
+      </w:r>
+      <w:r>
+        <w:t xml:space="preserve">An</w:t>
+      </w:r>
+      <w:r>
+        <w:t xml:space="preserve"> </w:t>
+      </w:r>
+      <w:r>
+        <w:rPr>
+          <w:b/>
+          <w:bCs/>
+        </w:rPr>
+        <w:t xml:space="preserve">index set</w:t>
+      </w:r>
+      <w:r>
+        <w:t xml:space="preserve"> </w:t>
+      </w:r>
+      <w:r>
+        <w:t xml:space="preserve">is a set whose elements are used as</w:t>
+      </w:r>
+      <w:r>
+        <w:t xml:space="preserve"> </w:t>
+      </w:r>
+      <w:hyperlink w:anchor="def-label">
+        <w:r>
+          <w:rPr>
+            <w:rStyle w:val="Hyperlink"/>
+          </w:rPr>
+          <w:t xml:space="preserve">labels</w:t>
+        </w:r>
+      </w:hyperlink>
+      <w:r>
+        <w:t xml:space="preserve"> </w:t>
+      </w:r>
+      <w:r>
+        <w:t xml:space="preserve">for objects.</w:t>
+      </w:r>
+      <w:r>
+        <w:t xml:space="preserve"> </w:t>
+      </w:r>
+      <w:r>
+        <w:t xml:space="preserve">Each element of the index set is called an index.</w:t>
+      </w:r>
+    </w:p>
+    <w:bookmarkEnd w:id="49"/>
+    <w:bookmarkStart w:id="50" w:name="exm-index-set"/>
+    <w:p>
+      <w:pPr>
+        <w:pStyle w:val="BodyText"/>
+      </w:pPr>
+      <w:r>
+        <w:rPr>
+          <w:b/>
+          <w:bCs/>
+        </w:rPr>
+        <w:t xml:space="preserve">Example 10 (Index sets)</w:t>
+      </w:r>
+      <w:r>
+        <w:t xml:space="preserve"> </w:t>
+      </w:r>
+      <w:r>
+        <w:t xml:space="preserve">The set</w:t>
+      </w:r>
+      <w:r>
+        <w:t xml:space="preserve"> </w:t>
+      </w:r>
+      <m:oMath>
+        <m:r>
+          <m:rPr>
+            <m:sty m:val="p"/>
+          </m:rPr>
+          <m:t>{</m:t>
+        </m:r>
+        <m:r>
+          <m:t>1</m:t>
+        </m:r>
+        <m:r>
+          <m:rPr>
+            <m:sty m:val="p"/>
+          </m:rPr>
+          <m:t>,</m:t>
+        </m:r>
+        <m:r>
+          <m:rPr>
+            <m:sty m:val="p"/>
+          </m:rPr>
+          <m:t>…</m:t>
+        </m:r>
+        <m:r>
+          <m:rPr>
+            <m:sty m:val="p"/>
+          </m:rPr>
+          <m:t>,</m:t>
+        </m:r>
+        <m:r>
+          <m:t>n</m:t>
+        </m:r>
+        <m:r>
+          <m:rPr>
+            <m:sty m:val="p"/>
+          </m:rPr>
+          <m:t>}</m:t>
+        </m:r>
+      </m:oMath>
+      <w:r>
+        <w:t xml:space="preserve"> </w:t>
+      </w:r>
+      <w:r>
+        <w:t xml:space="preserve">labels the entries of a vector with</w:t>
+      </w:r>
+      <w:r>
+        <w:t xml:space="preserve"> </w:t>
+      </w:r>
+      <m:oMath>
+        <m:r>
+          <m:t>n</m:t>
+        </m:r>
+      </m:oMath>
+      <w:r>
+        <w:t xml:space="preserve"> </w:t>
+      </w:r>
+      <w:r>
+        <w:t xml:space="preserve">entries.</w:t>
+      </w:r>
+      <w:r>
+        <w:t xml:space="preserve"> </w:t>
+      </w:r>
+      <w:r>
+        <w:t xml:space="preserve">The set of nonnegative real numbers can label moments in time.</w:t>
+      </w:r>
+    </w:p>
+    <w:bookmarkEnd w:id="50"/>
+    <w:bookmarkStart w:id="51" w:name="def-indexed-family"/>
+    <w:p>
+      <w:pPr>
+        <w:pStyle w:val="BodyText"/>
+      </w:pPr>
+      <w:r>
+        <w:rPr>
+          <w:b/>
+          <w:bCs/>
+        </w:rPr>
+        <w:t xml:space="preserve">Definition 17 (Indexed family)</w:t>
+      </w:r>
+      <w:r>
+        <w:t xml:space="preserve"> </w:t>
+      </w:r>
+      <w:r>
+        <w:t xml:space="preserve">An</w:t>
+      </w:r>
+      <w:r>
+        <w:t xml:space="preserve"> </w:t>
+      </w:r>
+      <w:r>
+        <w:rPr>
+          <w:b/>
+          <w:bCs/>
+        </w:rPr>
+        <w:t xml:space="preserve">indexed family</w:t>
+      </w:r>
+      <w:r>
+        <w:t xml:space="preserve"> </w:t>
+      </w:r>
+      <w:r>
+        <w:t xml:space="preserve">is a collection of objects,</w:t>
+      </w:r>
+      <w:r>
+        <w:t xml:space="preserve"> </w:t>
+      </w:r>
+      <w:r>
+        <w:t xml:space="preserve">one for each element of a given</w:t>
+      </w:r>
+      <w:r>
+        <w:t xml:space="preserve"> </w:t>
+      </w:r>
+      <w:hyperlink w:anchor="def-index-set">
+        <w:r>
+          <w:rPr>
+            <w:rStyle w:val="Hyperlink"/>
+          </w:rPr>
+          <w:t xml:space="preserve">index set</w:t>
+        </w:r>
+      </w:hyperlink>
+      <w:r>
+        <w:t xml:space="preserve">.</w:t>
+      </w:r>
+      <w:r>
+        <w:t xml:space="preserve"> </w:t>
+      </w:r>
+      <w:r>
+        <w:t xml:space="preserve">The object for the index</w:t>
+      </w:r>
+      <w:r>
+        <w:t xml:space="preserve"> </w:t>
+      </w:r>
+      <m:oMath>
+        <m:r>
+          <m:t>i</m:t>
+        </m:r>
+      </m:oMath>
+      <w:r>
+        <w:t xml:space="preserve"> </w:t>
+      </w:r>
+      <w:r>
+        <w:t xml:space="preserve">is written</w:t>
+      </w:r>
+      <w:r>
+        <w:t xml:space="preserve"> </w:t>
+      </w:r>
+      <m:oMath>
+        <m:sSub>
+          <m:e>
+            <m:r>
+              <m:t>a</m:t>
+            </m:r>
+          </m:e>
+          <m:sub>
+            <m:r>
+              <m:t>i</m:t>
+            </m:r>
+          </m:sub>
+        </m:sSub>
+      </m:oMath>
+      <w:r>
+        <w:t xml:space="preserve">.</w:t>
+      </w:r>
+    </w:p>
+    <w:bookmarkEnd w:id="51"/>
+    <w:bookmarkStart w:id="52" w:name="exm-indexed-family"/>
+    <w:p>
+      <w:pPr>
+        <w:pStyle w:val="BodyText"/>
+      </w:pPr>
+      <w:r>
+        <w:rPr>
+          <w:b/>
+          <w:bCs/>
+        </w:rPr>
+        <w:t xml:space="preserve">Example 11 (Indexed families)</w:t>
+      </w:r>
+      <w:r>
+        <w:t xml:space="preserve"> </w:t>
+      </w:r>
+      <w:r>
+        <w:t xml:space="preserve">The entries</w:t>
+      </w:r>
+      <w:r>
+        <w:t xml:space="preserve"> </w:t>
+      </w:r>
+      <m:oMath>
+        <m:sSub>
+          <m:e>
+            <m:r>
+              <m:t>x</m:t>
+            </m:r>
+          </m:e>
+          <m:sub>
+            <m:r>
+              <m:t>1</m:t>
+            </m:r>
+          </m:sub>
+        </m:sSub>
+        <m:r>
+          <m:rPr>
+            <m:sty m:val="p"/>
+          </m:rPr>
+          <m:t>,</m:t>
+        </m:r>
+        <m:r>
+          <m:rPr>
+            <m:sty m:val="p"/>
+          </m:rPr>
+          <m:t>…</m:t>
+        </m:r>
+        <m:r>
+          <m:rPr>
+            <m:sty m:val="p"/>
+          </m:rPr>
+          <m:t>,</m:t>
+        </m:r>
+        <m:sSub>
+          <m:e>
+            <m:r>
+              <m:t>x</m:t>
+            </m:r>
+          </m:e>
+          <m:sub>
+            <m:r>
+              <m:t>n</m:t>
+            </m:r>
+          </m:sub>
+        </m:sSub>
+      </m:oMath>
+      <w:r>
+        <w:t xml:space="preserve"> </w:t>
+      </w:r>
+      <w:r>
+        <w:t xml:space="preserve">of a vector are an indexed family of numbers,</w:t>
+      </w:r>
+      <w:r>
+        <w:t xml:space="preserve"> </w:t>
+      </w:r>
+      <w:r>
+        <w:t xml:space="preserve">with index set</w:t>
+      </w:r>
+      <w:r>
+        <w:t xml:space="preserve"> </w:t>
+      </w:r>
+      <m:oMath>
+        <m:r>
+          <m:rPr>
+            <m:sty m:val="p"/>
+          </m:rPr>
+          <m:t>{</m:t>
+        </m:r>
+        <m:r>
+          <m:t>1</m:t>
+        </m:r>
+        <m:r>
+          <m:rPr>
+            <m:sty m:val="p"/>
+          </m:rPr>
+          <m:t>,</m:t>
+        </m:r>
+        <m:r>
+          <m:rPr>
+            <m:sty m:val="p"/>
+          </m:rPr>
+          <m:t>…</m:t>
+        </m:r>
+        <m:r>
+          <m:rPr>
+            <m:sty m:val="p"/>
+          </m:rPr>
+          <m:t>,</m:t>
+        </m:r>
+        <m:r>
+          <m:t>n</m:t>
+        </m:r>
+        <m:r>
+          <m:rPr>
+            <m:sty m:val="p"/>
+          </m:rPr>
+          <m:t>}</m:t>
+        </m:r>
+      </m:oMath>
+      <w:r>
+        <w:t xml:space="preserve">.</w:t>
+      </w:r>
+      <w:r>
+        <w:t xml:space="preserve"> </w:t>
+      </w:r>
+      <w:r>
+        <w:t xml:space="preserve">The functions</w:t>
+      </w:r>
+      <w:r>
+        <w:t xml:space="preserve"> </w:t>
+      </w:r>
+      <m:oMath>
+        <m:sSub>
+          <m:e>
+            <m:r>
+              <m:t>f</m:t>
+            </m:r>
+          </m:e>
+          <m:sub>
+            <m:r>
+              <m:t>θ</m:t>
+            </m:r>
+          </m:sub>
+        </m:sSub>
+      </m:oMath>
+      <w:r>
+        <w:t xml:space="preserve">, one for each parameter value</w:t>
+      </w:r>
+      <w:r>
+        <w:t xml:space="preserve"> </w:t>
+      </w:r>
+      <m:oMath>
+        <m:r>
+          <m:t>θ</m:t>
+        </m:r>
+      </m:oMath>
+      <w:r>
+        <w:t xml:space="preserve"> </w:t>
+      </w:r>
+      <w:r>
+        <w:t xml:space="preserve">in a parameter set,</w:t>
+      </w:r>
+      <w:r>
+        <w:t xml:space="preserve"> </w:t>
+      </w:r>
+      <w:r>
+        <w:t xml:space="preserve">are an indexed family of functions.</w:t>
+      </w:r>
+    </w:p>
+    <w:bookmarkEnd w:id="52"/>
+    <w:bookmarkEnd w:id="53"/>
+    <w:bookmarkStart w:id="69" w:name="combining-sets"/>
     <w:p>
       <w:pPr>
         <w:pStyle w:val="Heading2"/>
@@ -7285,7 +7842,7 @@
         <w:t xml:space="preserve">2 Combining sets</w:t>
       </w:r>
     </w:p>
-    <w:bookmarkStart w:id="48" w:name="def-union"/>
+    <w:bookmarkStart w:id="54" w:name="def-union"/>
     <w:p>
       <w:pPr>
         <w:pStyle w:val="FirstParagraph"/>
@@ -7295,7 +7852,7 @@
           <w:b/>
           <w:bCs/>
         </w:rPr>
-        <w:t xml:space="preserve">Definition 15 (Union)</w:t>
+        <w:t xml:space="preserve">Definition 18 (Union)</w:t>
       </w:r>
       <w:r>
         <w:t xml:space="preserve"> </w:t>
@@ -7498,8 +8055,8 @@
         </m:oMath>
       </m:oMathPara>
     </w:p>
-    <w:bookmarkEnd w:id="48"/>
-    <w:bookmarkStart w:id="49" w:name="def-indexed-union"/>
+    <w:bookmarkEnd w:id="54"/>
+    <w:bookmarkStart w:id="55" w:name="def-indexed-union"/>
     <w:p>
       <w:pPr>
         <w:pStyle w:val="FirstParagraph"/>
@@ -7509,7 +8066,7 @@
           <w:b/>
           <w:bCs/>
         </w:rPr>
-        <w:t xml:space="preserve">Definition 16 (Union of a family of sets)</w:t>
+        <w:t xml:space="preserve">Definition 19 (Union of a family of sets)</w:t>
       </w:r>
       <w:r>
         <w:t xml:space="preserve"> </w:t>
@@ -8102,8 +8659,8 @@
         <w:t xml:space="preserve">.</w:t>
       </w:r>
     </w:p>
-    <w:bookmarkEnd w:id="49"/>
-    <w:bookmarkStart w:id="50" w:name="def-intersection"/>
+    <w:bookmarkEnd w:id="55"/>
+    <w:bookmarkStart w:id="56" w:name="def-intersection"/>
     <w:p>
       <w:pPr>
         <w:pStyle w:val="BodyText"/>
@@ -8113,7 +8670,7 @@
           <w:b/>
           <w:bCs/>
         </w:rPr>
-        <w:t xml:space="preserve">Definition 17 (Intersection)</w:t>
+        <w:t xml:space="preserve">Definition 20 (Intersection)</w:t>
       </w:r>
       <w:r>
         <w:t xml:space="preserve"> </w:t>
@@ -8319,8 +8876,8 @@
         </m:oMath>
       </m:oMathPara>
     </w:p>
-    <w:bookmarkEnd w:id="50"/>
-    <w:bookmarkStart w:id="51" w:name="def-indexed-intersection"/>
+    <w:bookmarkEnd w:id="56"/>
+    <w:bookmarkStart w:id="57" w:name="def-indexed-intersection"/>
     <w:p>
       <w:pPr>
         <w:pStyle w:val="FirstParagraph"/>
@@ -8330,7 +8887,7 @@
           <w:b/>
           <w:bCs/>
         </w:rPr>
-        <w:t xml:space="preserve">Definition 18 (Intersection of a family of sets)</w:t>
+        <w:t xml:space="preserve">Definition 21 (Intersection of a family of sets)</w:t>
       </w:r>
       <w:r>
         <w:t xml:space="preserve"> </w:t>
@@ -8923,8 +9480,8 @@
         <w:t xml:space="preserve">.</w:t>
       </w:r>
     </w:p>
-    <w:bookmarkEnd w:id="51"/>
-    <w:bookmarkStart w:id="52" w:name="def-set-difference"/>
+    <w:bookmarkEnd w:id="57"/>
+    <w:bookmarkStart w:id="58" w:name="def-set-difference"/>
     <w:p>
       <w:pPr>
         <w:pStyle w:val="BodyText"/>
@@ -8934,7 +9491,7 @@
           <w:b/>
           <w:bCs/>
         </w:rPr>
-        <w:t xml:space="preserve">Definition 19 (Set difference)</w:t>
+        <w:t xml:space="preserve">Definition 22 (Set difference)</w:t>
       </w:r>
       <w:r>
         <w:t xml:space="preserve"> </w:t>
@@ -9130,8 +9687,8 @@
         </m:oMath>
       </m:oMathPara>
     </w:p>
-    <w:bookmarkEnd w:id="52"/>
-    <w:bookmarkStart w:id="53" w:name="def-complement"/>
+    <w:bookmarkEnd w:id="58"/>
+    <w:bookmarkStart w:id="59" w:name="def-complement"/>
     <w:p>
       <w:pPr>
         <w:pStyle w:val="FirstParagraph"/>
@@ -9141,7 +9698,7 @@
           <w:b/>
           <w:bCs/>
         </w:rPr>
-        <w:t xml:space="preserve">Definition 20 (Complement)</w:t>
+        <w:t xml:space="preserve">Definition 23 (Complement)</w:t>
       </w:r>
       <w:r>
         <w:t xml:space="preserve"> </w:t>
@@ -9246,7 +9803,7 @@
           <w:rPr>
             <w:rStyle w:val="Hyperlink"/>
           </w:rPr>
-          <w:t xml:space="preserve">Definition 19</w:t>
+          <w:t xml:space="preserve">Definition 22</w:t>
         </w:r>
       </w:hyperlink>
       <w:r>
@@ -9471,8 +10028,8 @@
         </m:oMath>
       </m:oMathPara>
     </w:p>
-    <w:bookmarkEnd w:id="53"/>
-    <w:bookmarkStart w:id="54" w:name="exm-complement"/>
+    <w:bookmarkEnd w:id="59"/>
+    <w:bookmarkStart w:id="60" w:name="exm-complement"/>
     <w:p>
       <w:pPr>
         <w:pStyle w:val="FirstParagraph"/>
@@ -9482,7 +10039,7 @@
           <w:b/>
           <w:bCs/>
         </w:rPr>
-        <w:t xml:space="preserve">Example 9 (Complements of sets of die rolls)</w:t>
+        <w:t xml:space="preserve">Example 12 (Complements of sets of die rolls)</w:t>
       </w:r>
       <w:r>
         <w:t xml:space="preserve"> </w:t>
@@ -10115,8 +10672,8 @@
         <w:t xml:space="preserve">.</w:t>
       </w:r>
     </w:p>
-    <w:bookmarkEnd w:id="54"/>
-    <w:bookmarkStart w:id="55" w:name="exm-set-operations"/>
+    <w:bookmarkEnd w:id="60"/>
+    <w:bookmarkStart w:id="61" w:name="exm-set-operations"/>
     <w:p>
       <w:pPr>
         <w:pStyle w:val="BodyText"/>
@@ -10126,7 +10683,7 @@
           <w:b/>
           <w:bCs/>
         </w:rPr>
-        <w:t xml:space="preserve">Example 10 (Combining sets of die rolls)</w:t>
+        <w:t xml:space="preserve">Example 13 (Combining sets of die rolls)</w:t>
       </w:r>
       <w:r>
         <w:t xml:space="preserve"> </w:t>
@@ -10559,8 +11116,8 @@
         <w:t xml:space="preserve">: no roll is both even and odd.</w:t>
       </w:r>
     </w:p>
-    <w:bookmarkEnd w:id="55"/>
-    <w:bookmarkStart w:id="56" w:name="exm-indexed-union-intersection"/>
+    <w:bookmarkEnd w:id="61"/>
+    <w:bookmarkStart w:id="62" w:name="exm-indexed-union-intersection"/>
     <w:p>
       <w:pPr>
         <w:pStyle w:val="FirstParagraph"/>
@@ -10570,7 +11127,7 @@
           <w:b/>
           <w:bCs/>
         </w:rPr>
-        <w:t xml:space="preserve">Example 11 (Unions and intersections of many sets)</w:t>
+        <w:t xml:space="preserve">Example 14 (Unions and intersections of many sets)</w:t>
       </w:r>
       <w:r>
         <w:t xml:space="preserve"> </w:t>
@@ -11293,8 +11850,8 @@
         <w:t xml:space="preserve">is in none of them.</w:t>
       </w:r>
     </w:p>
-    <w:bookmarkEnd w:id="56"/>
-    <w:bookmarkStart w:id="57" w:name="thm-de-morgan"/>
+    <w:bookmarkEnd w:id="62"/>
+    <w:bookmarkStart w:id="63" w:name="thm-de-morgan"/>
     <w:p>
       <w:pPr>
         <w:pStyle w:val="FirstParagraph"/>
@@ -11688,7 +12245,7 @@
           <w:rPr>
             <w:rStyle w:val="Hyperlink"/>
           </w:rPr>
-          <w:t xml:space="preserve">Definition 20</w:t>
+          <w:t xml:space="preserve">Definition 23</w:t>
         </w:r>
       </w:hyperlink>
       <w:r>
@@ -11936,7 +12493,7 @@
         <w:t xml:space="preserve">.</w:t>
       </w:r>
     </w:p>
-    <w:bookmarkEnd w:id="57"/>
+    <w:bookmarkEnd w:id="63"/>
     <w:p>
       <w:pPr>
         <w:pStyle w:val="BodyText"/>
@@ -11988,7 +12545,7 @@
       <w:r>
         <w:t xml:space="preserve"> </w:t>
       </w:r>
-      <w:hyperlink r:id="rId58">
+      <w:hyperlink r:id="rId64">
         <w:r>
           <w:rPr>
             <w:rStyle w:val="Hyperlink"/>
@@ -12182,7 +12739,7 @@
                   <m:nor/>
                   <m:sty m:val="p"/>
                 </m:rPr>
-                <m:t>Definition 19</m:t>
+                <m:t>Definition 22</m:t>
               </m:r>
               <m:r>
                 <m:rPr>
@@ -12279,7 +12836,7 @@
                   <m:nor/>
                   <m:sty m:val="p"/>
                 </m:rPr>
-                <m:t>Definition 15</m:t>
+                <m:t>Definition 18</m:t>
               </m:r>
               <m:r>
                 <m:rPr>
@@ -12366,7 +12923,7 @@
                   <m:nor/>
                   <m:sty m:val="p"/>
                 </m:rPr>
-                <m:t>Definition 19</m:t>
+                <m:t>Definition 22</m:t>
               </m:r>
               <m:r>
                 <m:rPr>
@@ -12470,7 +13027,7 @@
                   <m:nor/>
                   <m:sty m:val="p"/>
                 </m:rPr>
-                <m:t>Definition 17</m:t>
+                <m:t>Definition 20</m:t>
               </m:r>
               <m:r>
                 <m:rPr>
@@ -12648,7 +13205,7 @@
                   <m:nor/>
                   <m:sty m:val="p"/>
                 </m:rPr>
-                <m:t>Definition 19</m:t>
+                <m:t>Definition 22</m:t>
               </m:r>
               <m:r>
                 <m:rPr>
@@ -12745,7 +13302,7 @@
                   <m:nor/>
                   <m:sty m:val="p"/>
                 </m:rPr>
-                <m:t>Definition 17</m:t>
+                <m:t>Definition 20</m:t>
               </m:r>
               <m:r>
                 <m:rPr>
@@ -12832,7 +13389,7 @@
                   <m:nor/>
                   <m:sty m:val="p"/>
                 </m:rPr>
-                <m:t>Definition 19</m:t>
+                <m:t>Definition 22</m:t>
               </m:r>
               <m:r>
                 <m:rPr>
@@ -12936,7 +13493,7 @@
                   <m:nor/>
                   <m:sty m:val="p"/>
                 </m:rPr>
-                <m:t>Definition 15</m:t>
+                <m:t>Definition 18</m:t>
               </m:r>
               <m:r>
                 <m:rPr>
@@ -12950,7 +13507,7 @@
         </m:oMath>
       </m:oMathPara>
     </w:p>
-    <w:bookmarkStart w:id="59" w:name="exm-de-morgan"/>
+    <w:bookmarkStart w:id="65" w:name="exm-de-morgan"/>
     <w:p>
       <w:pPr>
         <w:pStyle w:val="FirstParagraph"/>
@@ -12960,7 +13517,7 @@
           <w:b/>
           <w:bCs/>
         </w:rPr>
-        <w:t xml:space="preserve">Example 12 (De Morgan’s laws for die rolls)</w:t>
+        <w:t xml:space="preserve">Example 15 (De Morgan’s laws for die rolls)</w:t>
       </w:r>
       <w:r>
         <w:t xml:space="preserve"> </w:t>
@@ -13174,7 +13731,7 @@
           <w:rPr>
             <w:rStyle w:val="Hyperlink"/>
           </w:rPr>
-          <w:t xml:space="preserve">Example 10</w:t>
+          <w:t xml:space="preserve">Example 13</w:t>
         </w:r>
       </w:hyperlink>
       <w:r>
@@ -14032,8 +14589,8 @@
         </m:oMath>
       </m:oMathPara>
     </w:p>
-    <w:bookmarkEnd w:id="59"/>
-    <w:bookmarkStart w:id="60" w:name="def-ordered-pair"/>
+    <w:bookmarkEnd w:id="65"/>
+    <w:bookmarkStart w:id="66" w:name="def-ordered-pair"/>
     <w:p>
       <w:pPr>
         <w:pStyle w:val="FirstParagraph"/>
@@ -14043,7 +14600,7 @@
           <w:b/>
           <w:bCs/>
         </w:rPr>
-        <w:t xml:space="preserve">Definition 21 (Ordered pair)</w:t>
+        <w:t xml:space="preserve">Definition 24 (Ordered pair)</w:t>
       </w:r>
       <w:r>
         <w:t xml:space="preserve"> </w:t>
@@ -14248,8 +14805,8 @@
         <w:t xml:space="preserve">.</w:t>
       </w:r>
     </w:p>
-    <w:bookmarkEnd w:id="60"/>
-    <w:bookmarkStart w:id="61" w:name="def-cartesian-product"/>
+    <w:bookmarkEnd w:id="66"/>
+    <w:bookmarkStart w:id="67" w:name="def-cartesian-product"/>
     <w:p>
       <w:pPr>
         <w:pStyle w:val="BodyText"/>
@@ -14259,7 +14816,7 @@
           <w:b/>
           <w:bCs/>
         </w:rPr>
-        <w:t xml:space="preserve">Definition 22 (Cartesian product)</w:t>
+        <w:t xml:space="preserve">Definition 25 (Cartesian product)</w:t>
       </w:r>
       <w:r>
         <w:t xml:space="preserve"> </w:t>
@@ -14486,8 +15043,8 @@
         </m:oMath>
       </m:oMathPara>
     </w:p>
-    <w:bookmarkEnd w:id="61"/>
-    <w:bookmarkStart w:id="62" w:name="exm-cartesian-product"/>
+    <w:bookmarkEnd w:id="67"/>
+    <w:bookmarkStart w:id="68" w:name="exm-cartesian-product"/>
     <w:p>
       <w:pPr>
         <w:pStyle w:val="FirstParagraph"/>
@@ -14497,7 +15054,7 @@
           <w:b/>
           <w:bCs/>
         </w:rPr>
-        <w:t xml:space="preserve">Example 13 (Cartesian products)</w:t>
+        <w:t xml:space="preserve">Example 16 (Cartesian products)</w:t>
       </w:r>
       <w:r>
         <w:t xml:space="preserve"> </w:t>
@@ -15266,9 +15823,9 @@
         <w:t xml:space="preserve">.</w:t>
       </w:r>
     </w:p>
-    <w:bookmarkEnd w:id="62"/>
-    <w:bookmarkEnd w:id="63"/>
-    <w:bookmarkStart w:id="68" w:name="extended-non-negative-real-numbers"/>
+    <w:bookmarkEnd w:id="68"/>
+    <w:bookmarkEnd w:id="69"/>
+    <w:bookmarkStart w:id="74" w:name="extended-non-negative-real-numbers"/>
     <w:p>
       <w:pPr>
         <w:pStyle w:val="Heading2"/>
@@ -15277,7 +15834,7 @@
         <w:t xml:space="preserve">3 Extended non-negative real numbers</w:t>
       </w:r>
     </w:p>
-    <w:bookmarkStart w:id="64" w:name="def-extended-nonneg-reals"/>
+    <w:bookmarkStart w:id="70" w:name="def-extended-nonneg-reals"/>
     <w:p>
       <w:pPr>
         <w:pStyle w:val="FirstParagraph"/>
@@ -15287,7 +15844,7 @@
           <w:b/>
           <w:bCs/>
         </w:rPr>
-        <w:t xml:space="preserve">Definition 23 (Extended non-negative real numbers)</w:t>
+        <w:t xml:space="preserve">Definition 26 (Extended non-negative real numbers)</w:t>
       </w:r>
       <w:r>
         <w:t xml:space="preserve"> </w:t>
@@ -15650,8 +16207,8 @@
         <w:t xml:space="preserve">.</w:t>
       </w:r>
     </w:p>
-    <w:bookmarkEnd w:id="64"/>
-    <w:bookmarkStart w:id="66" w:name="rem-infinity-arithmetic"/>
+    <w:bookmarkEnd w:id="70"/>
+    <w:bookmarkStart w:id="72" w:name="rem-infinity-arithmetic"/>
     <w:p>
       <w:pPr>
         <w:pStyle w:val="BodyText"/>
@@ -15855,7 +16412,7 @@
       <w:r>
         <w:t xml:space="preserve"> </w:t>
       </w:r>
-      <w:hyperlink r:id="rId65">
+      <w:hyperlink r:id="rId71">
         <w:r>
           <w:rPr>
             <w:rStyle w:val="Hyperlink"/>
@@ -15867,8 +16424,8 @@
         <w:t xml:space="preserve">).</w:t>
       </w:r>
     </w:p>
-    <w:bookmarkEnd w:id="66"/>
-    <w:bookmarkStart w:id="67" w:name="exm-extended-nonneg-reals"/>
+    <w:bookmarkEnd w:id="72"/>
+    <w:bookmarkStart w:id="73" w:name="exm-extended-nonneg-reals"/>
     <w:p>
       <w:pPr>
         <w:pStyle w:val="BodyText"/>
@@ -15878,7 +16435,7 @@
           <w:b/>
           <w:bCs/>
         </w:rPr>
-        <w:t xml:space="preserve">Example 14 (Adding with</w:t>
+        <w:t xml:space="preserve">Example 17 (Adding with</w:t>
       </w:r>
       <w:r>
         <w:rPr>
@@ -16058,9 +16615,9 @@
         <w:t xml:space="preserve">.</w:t>
       </w:r>
     </w:p>
-    <w:bookmarkEnd w:id="67"/>
-    <w:bookmarkEnd w:id="68"/>
-    <w:bookmarkStart w:id="69" w:name="sec-further-reading"/>
+    <w:bookmarkEnd w:id="73"/>
+    <w:bookmarkEnd w:id="74"/>
+    <w:bookmarkStart w:id="75" w:name="sec-further-reading"/>
     <w:p>
       <w:pPr>
         <w:pStyle w:val="Heading2"/>
@@ -16208,8 +16765,8 @@
         <w:t xml:space="preserve">.</w:t>
       </w:r>
     </w:p>
-    <w:bookmarkEnd w:id="69"/>
-    <w:bookmarkStart w:id="79" w:name="references"/>
+    <w:bookmarkEnd w:id="75"/>
+    <w:bookmarkStart w:id="85" w:name="references"/>
     <w:p>
       <w:pPr>
         <w:pStyle w:val="Heading2"/>
@@ -16218,8 +16775,8 @@
         <w:t xml:space="preserve">References</w:t>
       </w:r>
     </w:p>
-    <w:bookmarkStart w:id="78" w:name="refs"/>
-    <w:bookmarkStart w:id="71" w:name="ref-barkerplummer2011language"/>
+    <w:bookmarkStart w:id="84" w:name="refs"/>
+    <w:bookmarkStart w:id="77" w:name="ref-barkerplummer2011language"/>
     <w:p>
       <w:pPr>
         <w:pStyle w:val="Bibliography"/>
@@ -16243,7 +16800,7 @@
       <w:r>
         <w:t xml:space="preserve"> </w:t>
       </w:r>
-      <w:hyperlink r:id="rId70">
+      <w:hyperlink r:id="rId76">
         <w:r>
           <w:rPr>
             <w:rStyle w:val="Hyperlink"/>
@@ -16255,8 +16812,8 @@
         <w:t xml:space="preserve">.</w:t>
       </w:r>
     </w:p>
-    <w:bookmarkEnd w:id="71"/>
-    <w:bookmarkStart w:id="73" w:name="ref-devlin1993joy"/>
+    <w:bookmarkEnd w:id="77"/>
+    <w:bookmarkStart w:id="79" w:name="ref-devlin1993joy"/>
     <w:p>
       <w:pPr>
         <w:pStyle w:val="Bibliography"/>
@@ -16280,7 +16837,7 @@
       <w:r>
         <w:t xml:space="preserve"> </w:t>
       </w:r>
-      <w:hyperlink r:id="rId72">
+      <w:hyperlink r:id="rId78">
         <w:r>
           <w:rPr>
             <w:rStyle w:val="Hyperlink"/>
@@ -16292,8 +16849,8 @@
         <w:t xml:space="preserve">.</w:t>
       </w:r>
     </w:p>
-    <w:bookmarkEnd w:id="73"/>
-    <w:bookmarkStart w:id="75" w:name="ref-enderton2001logic"/>
+    <w:bookmarkEnd w:id="79"/>
+    <w:bookmarkStart w:id="81" w:name="ref-enderton2001logic"/>
     <w:p>
       <w:pPr>
         <w:pStyle w:val="Bibliography"/>
@@ -16317,7 +16874,7 @@
       <w:r>
         <w:t xml:space="preserve"> </w:t>
       </w:r>
-      <w:hyperlink r:id="rId74">
+      <w:hyperlink r:id="rId80">
         <w:r>
           <w:rPr>
             <w:rStyle w:val="Hyperlink"/>
@@ -16329,8 +16886,8 @@
         <w:t xml:space="preserve">.</w:t>
       </w:r>
     </w:p>
-    <w:bookmarkEnd w:id="75"/>
-    <w:bookmarkStart w:id="77" w:name="ref-halmos1974naive"/>
+    <w:bookmarkEnd w:id="81"/>
+    <w:bookmarkStart w:id="83" w:name="ref-halmos1974naive"/>
     <w:p>
       <w:pPr>
         <w:pStyle w:val="Bibliography"/>
@@ -16354,7 +16911,7 @@
       <w:r>
         <w:t xml:space="preserve"> </w:t>
       </w:r>
-      <w:hyperlink r:id="rId76">
+      <w:hyperlink r:id="rId82">
         <w:r>
           <w:rPr>
             <w:rStyle w:val="Hyperlink"/>
@@ -16366,9 +16923,9 @@
         <w:t xml:space="preserve">.</w:t>
       </w:r>
     </w:p>
-    <w:bookmarkEnd w:id="77"/>
-    <w:bookmarkEnd w:id="78"/>
-    <w:bookmarkEnd w:id="79"/>
+    <w:bookmarkEnd w:id="83"/>
+    <w:bookmarkEnd w:id="84"/>
+    <w:bookmarkEnd w:id="85"/>
     <w:sectPr>
       <w:footnotePr>
         <w:numRestart w:val="eachSect"/>
